--- a/pr-preview/pr-310/linear-algebra-direct-sums-tracked-changes.docx
+++ b/pr-preview/pr-310/linear-algebra-direct-sums-tracked-changes.docx
@@ -16,7 +16,7 @@
       </w:pPr>
       <w:del w:id="1" w:author="PR Preview" w:date="2026-01-01T00:00:00Z">
         <w:r>
-          <w:delText xml:space="preserve">Last modified: 2026-10-15 08:28:32 (PDT)</w:delText>
+          <w:delText xml:space="preserve">Last modified: 2026-10-15 12:42:30 (PDT)</w:delText>
         </w:r>
       </w:del>
     </w:p>
@@ -26,11 +26,11 @@
       </w:pPr>
       <w:ins w:id="2" w:author="PR Preview" w:date="2026-01-01T00:00:00Z">
         <w:r>
-          <w:t xml:space="preserve">Last modified: 2026-10-15 08:32:48 (PDT)</w:t>
+          <w:t xml:space="preserve">Last modified: 2026-10-15 13:37:28 (PDT)</w:t>
         </w:r>
       </w:ins>
     </w:p>
-    <w:bookmarkStart w:id="46" w:name="sec-direct-sums"/>
+    <w:bookmarkStart w:id="47" w:name="sec-direct-sums"/>
     <w:p>
       <w:pPr>
         <w:pStyle w:val="Heading2"/>
@@ -5002,7 +5002,7 @@
           <w:rPr>
             <w:rStyle w:val="Hyperlink"/>
           </w:rPr>
-          <w:t xml:space="preserve">Definition 8 in Subspaces and Rank</w:t>
+          <w:t xml:space="preserve">Definition 9 in Subspaces and Rank</w:t>
         </w:r>
       </w:hyperlink>
       <w:r>
@@ -13573,7 +13573,7 @@
       </w:r>
     </w:p>
     <w:bookmarkEnd w:id="38"/>
-    <w:bookmarkStart w:id="39" w:name="def-direct-sum"/>
+    <w:bookmarkStart w:id="39" w:name="def-complementary-subspaces"/>
     <w:p>
       <w:pPr>
         <w:pStyle w:val="FirstParagraph"/>
@@ -13583,7 +13583,7 @@
           <w:b/>
           <w:bCs/>
         </w:rPr>
-        <w:t xml:space="preserve">Definition 2 (Direct sum)</w:t>
+        <w:t xml:space="preserve">Definition 2 (Complementary subspaces)</w:t>
       </w:r>
       <w:r>
         <w:t xml:space="preserve"> </w:t>
@@ -13937,11 +13937,114 @@
       <w:r>
         <w:t xml:space="preserve">).</w:t>
       </w:r>
-      <w:r>
-        <w:t xml:space="preserve"> </w:t>
-      </w:r>
-      <w:r>
-        <w:t xml:space="preserve">Then</w:t>
+    </w:p>
+    <w:bookmarkEnd w:id="39"/>
+    <w:bookmarkStart w:id="40" w:name="def-direct-sum"/>
+    <w:p>
+      <w:pPr>
+        <w:pStyle w:val="BodyText"/>
+      </w:pPr>
+      <w:r>
+        <w:rPr>
+          <w:b/>
+          <w:bCs/>
+        </w:rPr>
+        <w:t xml:space="preserve">Definition 3 (Direct sum)</w:t>
+      </w:r>
+      <w:r>
+        <w:t xml:space="preserve"> </w:t>
+      </w:r>
+      <w:r>
+        <w:t xml:space="preserve">If</w:t>
+      </w:r>
+      <w:r>
+        <w:t xml:space="preserve"> </w:t>
+      </w:r>
+      <m:oMath>
+        <m:sSub>
+          <m:e>
+            <m:r>
+              <m:rPr>
+                <m:scr m:val="script"/>
+                <m:sty m:val="p"/>
+              </m:rPr>
+              <m:t>S</m:t>
+            </m:r>
+          </m:e>
+          <m:sub>
+            <m:r>
+              <m:t>1</m:t>
+            </m:r>
+          </m:sub>
+        </m:sSub>
+      </m:oMath>
+      <w:r>
+        <w:t xml:space="preserve"> </w:t>
+      </w:r>
+      <w:r>
+        <w:t xml:space="preserve">and</w:t>
+      </w:r>
+      <w:r>
+        <w:t xml:space="preserve"> </w:t>
+      </w:r>
+      <m:oMath>
+        <m:sSub>
+          <m:e>
+            <m:r>
+              <m:rPr>
+                <m:scr m:val="script"/>
+                <m:sty m:val="p"/>
+              </m:rPr>
+              <m:t>S</m:t>
+            </m:r>
+          </m:e>
+          <m:sub>
+            <m:r>
+              <m:t>2</m:t>
+            </m:r>
+          </m:sub>
+        </m:sSub>
+      </m:oMath>
+      <w:r>
+        <w:t xml:space="preserve"> </w:t>
+      </w:r>
+      <w:r>
+        <w:t xml:space="preserve">are complementary in</w:t>
+      </w:r>
+      <w:r>
+        <w:t xml:space="preserve"> </w:t>
+      </w:r>
+      <m:oMath>
+        <m:r>
+          <m:rPr>
+            <m:scr m:val="script"/>
+            <m:sty m:val="p"/>
+          </m:rPr>
+          <m:t>V</m:t>
+        </m:r>
+      </m:oMath>
+      <w:r>
+        <w:t xml:space="preserve"> </w:t>
+      </w:r>
+      <w:r>
+        <w:t xml:space="preserve">(</w:t>
+      </w:r>
+      <w:hyperlink w:anchor="def-complementary-subspaces">
+        <w:r>
+          <w:rPr>
+            <w:rStyle w:val="Hyperlink"/>
+          </w:rPr>
+          <w:t xml:space="preserve">Definition 2</w:t>
+        </w:r>
+      </w:hyperlink>
+      <w:r>
+        <w:t xml:space="preserve">),</w:t>
+      </w:r>
+      <w:r>
+        <w:t xml:space="preserve"> </w:t>
+      </w:r>
+      <w:r>
+        <w:t xml:space="preserve">then</w:t>
       </w:r>
       <w:r>
         <w:t xml:space="preserve"> </w:t>
@@ -14094,8 +14197,8 @@
         <w:t xml:space="preserve">.</w:t>
       </w:r>
     </w:p>
-    <w:bookmarkEnd w:id="39"/>
-    <w:bookmarkStart w:id="40" w:name="exm-direct-sum"/>
+    <w:bookmarkEnd w:id="40"/>
+    <w:bookmarkStart w:id="41" w:name="exm-direct-sum"/>
     <w:p>
       <w:pPr>
         <w:pStyle w:val="BodyText"/>
@@ -14843,8 +14946,8 @@
         <w:t xml:space="preserve">.</w:t>
       </w:r>
     </w:p>
-    <w:bookmarkEnd w:id="40"/>
-    <w:bookmarkStart w:id="41" w:name="exm-not-direct-sum"/>
+    <w:bookmarkEnd w:id="41"/>
+    <w:bookmarkStart w:id="42" w:name="exm-not-direct-sum"/>
     <w:p>
       <w:pPr>
         <w:pStyle w:val="BodyText"/>
@@ -15275,8 +15378,8 @@
         <w:t xml:space="preserve">both times.</w:t>
       </w:r>
     </w:p>
-    <w:bookmarkEnd w:id="41"/>
-    <w:bookmarkStart w:id="42" w:name="thm-direct-sum-equiv"/>
+    <w:bookmarkEnd w:id="42"/>
+    <w:bookmarkStart w:id="43" w:name="thm-direct-sum-equiv"/>
     <w:p>
       <w:pPr>
         <w:pStyle w:val="BodyText"/>
@@ -15516,7 +15619,7 @@
           <w:rPr>
             <w:rStyle w:val="Hyperlink"/>
           </w:rPr>
-          <w:t xml:space="preserve">Definition 2</w:t>
+          <w:t xml:space="preserve">Definition 3</w:t>
         </w:r>
       </w:hyperlink>
       <w:r>
@@ -15863,7 +15966,7 @@
         <w:t xml:space="preserve">in only one way.</w:t>
       </w:r>
     </w:p>
-    <w:bookmarkEnd w:id="42"/>
+    <w:bookmarkEnd w:id="43"/>
     <w:p>
       <w:pPr>
         <w:pStyle w:val="FirstParagraph"/>
@@ -18104,7 +18207,7 @@
         <w:t xml:space="preserve">.</w:t>
       </w:r>
     </w:p>
-    <w:bookmarkStart w:id="43" w:name="exm-direct-sum-equiv"/>
+    <w:bookmarkStart w:id="44" w:name="exm-direct-sum-equiv"/>
     <w:p>
       <w:pPr>
         <w:pStyle w:val="BodyText"/>
@@ -18970,8 +19073,8 @@
         <w:t xml:space="preserve">splits in two ways.</w:t>
       </w:r>
     </w:p>
-    <w:bookmarkEnd w:id="43"/>
-    <w:bookmarkStart w:id="44" w:name="def-projection"/>
+    <w:bookmarkEnd w:id="44"/>
+    <w:bookmarkStart w:id="45" w:name="def-projection"/>
     <w:p>
       <w:pPr>
         <w:pStyle w:val="BodyText"/>
@@ -18981,7 +19084,7 @@
           <w:b/>
           <w:bCs/>
         </w:rPr>
-        <w:t xml:space="preserve">Definition 3 (Projection onto a subspace along a complement)</w:t>
+        <w:t xml:space="preserve">Definition 4 (Projection onto a subspace along a complement)</w:t>
       </w:r>
       <w:r>
         <w:t xml:space="preserve"> </w:t>
@@ -19110,7 +19213,7 @@
           <w:rPr>
             <w:rStyle w:val="Hyperlink"/>
           </w:rPr>
-          <w:t xml:space="preserve">Definition 2</w:t>
+          <w:t xml:space="preserve">Definition 3</w:t>
         </w:r>
       </w:hyperlink>
       <w:r>
@@ -19404,8 +19507,8 @@
         <w:t xml:space="preserve">.</w:t>
       </w:r>
     </w:p>
-    <w:bookmarkEnd w:id="44"/>
-    <w:bookmarkStart w:id="45" w:name="exm-projection"/>
+    <w:bookmarkEnd w:id="45"/>
+    <w:bookmarkStart w:id="46" w:name="exm-projection"/>
     <w:p>
       <w:pPr>
         <w:pStyle w:val="BodyText"/>
@@ -20700,7 +20803,7 @@
           <w:rPr>
             <w:rStyle w:val="Hyperlink"/>
           </w:rPr>
-          <w:t xml:space="preserve">Definition 2</w:t>
+          <w:t xml:space="preserve">Definition 3</w:t>
         </w:r>
       </w:hyperlink>
       <w:r>
@@ -20733,9 +20836,9 @@
         <w:t xml:space="preserve">when the complement changes.</w:t>
       </w:r>
     </w:p>
-    <w:bookmarkEnd w:id="45"/>
     <w:bookmarkEnd w:id="46"/>
-    <w:bookmarkStart w:id="71" w:name="sec-orthogonal-complements"/>
+    <w:bookmarkEnd w:id="47"/>
+    <w:bookmarkStart w:id="72" w:name="sec-orthogonal-complements"/>
     <w:p>
       <w:pPr>
         <w:pStyle w:val="Heading2"/>
@@ -20744,7 +20847,7 @@
         <w:t xml:space="preserve">2 Orthogonal complements</w:t>
       </w:r>
     </w:p>
-    <w:bookmarkStart w:id="47" w:name="thm-dot-linear"/>
+    <w:bookmarkStart w:id="48" w:name="thm-dot-linear"/>
     <w:p>
       <w:pPr>
         <w:pStyle w:val="FirstParagraph"/>
@@ -21228,7 +21331,7 @@
         </m:oMath>
       </m:oMathPara>
     </w:p>
-    <w:bookmarkEnd w:id="47"/>
+    <w:bookmarkEnd w:id="48"/>
     <w:p>
       <w:pPr>
         <w:pStyle w:val="FirstParagraph"/>
@@ -21458,7 +21561,7 @@
                   <m:nor/>
                   <m:sty m:val="p"/>
                 </m:rPr>
-                <m:t>Definition 7 in Vectors</m:t>
+                <m:t>Definition 8 in Vectors</m:t>
               </m:r>
               <m:r>
                 <m:rPr>
@@ -21602,7 +21705,7 @@
                   <m:nor/>
                   <m:sty m:val="p"/>
                 </m:rPr>
-                <m:t>Definition 6 in Vectors</m:t>
+                <m:t>Definition 7 in Vectors</m:t>
               </m:r>
               <m:r>
                 <m:rPr>
@@ -22333,7 +22436,7 @@
                   <m:nor/>
                   <m:sty m:val="p"/>
                 </m:rPr>
-                <m:t>Definition 7 in Vectors</m:t>
+                <m:t>Definition 8 in Vectors</m:t>
               </m:r>
               <m:r>
                 <m:rPr>
@@ -23261,7 +23364,7 @@
         <w:t xml:space="preserve">and likewise in the first slot.</w:t>
       </w:r>
     </w:p>
-    <w:bookmarkStart w:id="48" w:name="exm-dot-linear"/>
+    <w:bookmarkStart w:id="49" w:name="exm-dot-linear"/>
     <w:p>
       <w:pPr>
         <w:pStyle w:val="BodyText"/>
@@ -23884,8 +23987,8 @@
         <w:t xml:space="preserve">the same number.</w:t>
       </w:r>
     </w:p>
-    <w:bookmarkEnd w:id="48"/>
-    <w:bookmarkStart w:id="50" w:name="def-orthogonal-complement"/>
+    <w:bookmarkEnd w:id="49"/>
+    <w:bookmarkStart w:id="51" w:name="def-orthogonal-complement"/>
     <w:p>
       <w:pPr>
         <w:pStyle w:val="BodyText"/>
@@ -23895,7 +23998,7 @@
           <w:b/>
           <w:bCs/>
         </w:rPr>
-        <w:t xml:space="preserve">Definition 4 (Orthogonal complement)</w:t>
+        <w:t xml:space="preserve">Definition 5 (Orthogonal complement)</w:t>
       </w:r>
       <w:r>
         <w:t xml:space="preserve"> </w:t>
@@ -23964,12 +24067,12 @@
       <w:r>
         <w:t xml:space="preserve">is the set of vectors orthogonal (</w:t>
       </w:r>
-      <w:hyperlink r:id="rId49">
+      <w:hyperlink r:id="rId50">
         <w:r>
           <w:rPr>
             <w:rStyle w:val="Hyperlink"/>
           </w:rPr>
-          <w:t xml:space="preserve">Definition 13 in Vectors</w:t>
+          <w:t xml:space="preserve">Definition 15 in Vectors</w:t>
         </w:r>
       </w:hyperlink>
       <w:r>
@@ -24228,8 +24331,8 @@
         <w:t xml:space="preserve">.</w:t>
       </w:r>
     </w:p>
-    <w:bookmarkEnd w:id="50"/>
-    <w:bookmarkStart w:id="51" w:name="exm-orthogonal-complement"/>
+    <w:bookmarkEnd w:id="51"/>
+    <w:bookmarkStart w:id="52" w:name="exm-orthogonal-complement"/>
     <w:p>
       <w:pPr>
         <w:pStyle w:val="BodyText"/>
@@ -25767,8 +25870,8 @@
         <w:t xml:space="preserve">.</w:t>
       </w:r>
     </w:p>
-    <w:bookmarkEnd w:id="51"/>
-    <w:bookmarkStart w:id="52" w:name="rem-orthogonal-complement-any-set"/>
+    <w:bookmarkEnd w:id="52"/>
+    <w:bookmarkStart w:id="53" w:name="rem-orthogonal-complement-any-set"/>
     <w:p>
       <w:pPr>
         <w:pStyle w:val="FirstParagraph"/>
@@ -25806,7 +25909,7 @@
           <w:rPr>
             <w:rStyle w:val="Hyperlink"/>
           </w:rPr>
-          <w:t xml:space="preserve">Definition 4</w:t>
+          <w:t xml:space="preserve">Definition 5</w:t>
         </w:r>
       </w:hyperlink>
       <w:r>
@@ -25816,8 +25919,8 @@
         <w:t xml:space="preserve">need not be a subspace.</w:t>
       </w:r>
     </w:p>
-    <w:bookmarkEnd w:id="52"/>
-    <w:bookmarkStart w:id="53" w:name="thm-orthogonal-complement-subspace"/>
+    <w:bookmarkEnd w:id="53"/>
+    <w:bookmarkStart w:id="54" w:name="thm-orthogonal-complement-subspace"/>
     <w:p>
       <w:pPr>
         <w:pStyle w:val="BodyText"/>
@@ -25912,7 +26015,7 @@
           <w:rPr>
             <w:rStyle w:val="Hyperlink"/>
           </w:rPr>
-          <w:t xml:space="preserve">Definition 4</w:t>
+          <w:t xml:space="preserve">Definition 5</w:t>
         </w:r>
       </w:hyperlink>
       <w:r>
@@ -25963,7 +26066,7 @@
         <w:t xml:space="preserve">).</w:t>
       </w:r>
     </w:p>
-    <w:bookmarkEnd w:id="53"/>
+    <w:bookmarkEnd w:id="54"/>
     <w:p>
       <w:pPr>
         <w:pStyle w:val="BodyText"/>
@@ -27064,7 +27167,7 @@
         <w:t xml:space="preserve">.</w:t>
       </w:r>
     </w:p>
-    <w:bookmarkStart w:id="56" w:name="exm-orthogonal-complement-subspace"/>
+    <w:bookmarkStart w:id="57" w:name="exm-orthogonal-complement-subspace"/>
     <w:p>
       <w:pPr>
         <w:pStyle w:val="BodyText"/>
@@ -27767,7 +27870,7 @@
       <w:r>
         <w:t xml:space="preserve"> </w:t>
       </w:r>
-      <w:hyperlink r:id="rId54">
+      <w:hyperlink r:id="rId55">
         <w:r>
           <w:rPr>
             <w:rStyle w:val="Hyperlink"/>
@@ -27848,7 +27951,7 @@
       <w:r>
         <w:t xml:space="preserve"> </w:t>
       </w:r>
-      <w:hyperlink r:id="rId55">
+      <w:hyperlink r:id="rId56">
         <w:r>
           <w:rPr>
             <w:rStyle w:val="Hyperlink"/>
@@ -27895,8 +27998,8 @@
         <w:t xml:space="preserve">.</w:t>
       </w:r>
     </w:p>
-    <w:bookmarkEnd w:id="56"/>
-    <w:bookmarkStart w:id="57" w:name="thm-complement-null-space"/>
+    <w:bookmarkEnd w:id="57"/>
+    <w:bookmarkStart w:id="58" w:name="thm-complement-null-space"/>
     <w:p>
       <w:pPr>
         <w:pStyle w:val="BodyText"/>
@@ -28050,7 +28153,7 @@
         </m:oMath>
       </m:oMathPara>
     </w:p>
-    <w:bookmarkEnd w:id="57"/>
+    <w:bookmarkEnd w:id="58"/>
     <w:p>
       <w:pPr>
         <w:pStyle w:val="FirstParagraph"/>
@@ -28521,7 +28624,7 @@
                   <m:nor/>
                   <m:sty m:val="p"/>
                 </m:rPr>
-                <m:t>Definition 11 in Matrices</m:t>
+                <m:t>Definition 13 in Matrices</m:t>
               </m:r>
               <m:r>
                 <m:rPr>
@@ -28697,7 +28800,7 @@
                   <m:nor/>
                   <m:sty m:val="p"/>
                 </m:rPr>
-                <m:t>Definition 7 in Vectors</m:t>
+                <m:t>Definition 8 in Vectors</m:t>
               </m:r>
               <m:r>
                 <m:rPr>
@@ -28782,7 +28885,7 @@
       <w:r>
         <w:t xml:space="preserve">(</w:t>
       </w:r>
-      <w:hyperlink r:id="rId58">
+      <w:hyperlink r:id="rId59">
         <w:r>
           <w:rPr>
             <w:rStyle w:val="Hyperlink"/>
@@ -29576,7 +29679,7 @@
                   <m:nor/>
                   <m:sty m:val="p"/>
                 </m:rPr>
-                <m:t>Definition 7 in Vectors</m:t>
+                <m:t>Definition 8 in Vectors</m:t>
               </m:r>
               <m:r>
                 <m:rPr>
@@ -29730,7 +29833,7 @@
                   <m:nor/>
                   <m:sty m:val="p"/>
                 </m:rPr>
-                <m:t>Definition 11 in Matrices</m:t>
+                <m:t>Definition 13 in Matrices</m:t>
               </m:r>
               <m:r>
                 <m:rPr>
@@ -30275,7 +30378,7 @@
                   <m:nor/>
                   <m:sty m:val="p"/>
                 </m:rPr>
-                <m:t>Definition 7 in Vectors</m:t>
+                <m:t>Definition 8 in Vectors</m:t>
               </m:r>
               <m:r>
                 <m:rPr>
@@ -30509,7 +30612,7 @@
         <w:t xml:space="preserve">.</w:t>
       </w:r>
     </w:p>
-    <w:bookmarkStart w:id="61" w:name="exm-complement-null-space"/>
+    <w:bookmarkStart w:id="62" w:name="exm-complement-null-space"/>
     <w:p>
       <w:pPr>
         <w:pStyle w:val="BodyText"/>
@@ -30528,7 +30631,7 @@
         </w:rPr>
         <w:t xml:space="preserve"> </w:t>
       </w:r>
-      <w:hyperlink r:id="rId59">
+      <w:hyperlink r:id="rId60">
         <w:r>
           <w:rPr>
             <w:rStyle w:val="Hyperlink"/>
@@ -30571,7 +30674,7 @@
       <w:r>
         <w:t xml:space="preserve"> </w:t>
       </w:r>
-      <w:hyperlink r:id="rId59">
+      <w:hyperlink r:id="rId60">
         <w:r>
           <w:rPr>
             <w:rStyle w:val="Hyperlink"/>
@@ -30673,7 +30776,7 @@
       <w:r>
         <w:t xml:space="preserve"> </w:t>
       </w:r>
-      <w:hyperlink r:id="rId60">
+      <w:hyperlink r:id="rId61">
         <w:r>
           <w:rPr>
             <w:rStyle w:val="Hyperlink"/>
@@ -31171,7 +31274,7 @@
                   <m:nor/>
                   <m:sty m:val="p"/>
                 </m:rPr>
-                <m:t>Definition 7 in Vectors</m:t>
+                <m:t>Definition 8 in Vectors</m:t>
               </m:r>
               <m:r>
                 <m:rPr>
@@ -31218,8 +31321,8 @@
         </m:oMath>
       </m:oMathPara>
     </w:p>
-    <w:bookmarkEnd w:id="61"/>
-    <w:bookmarkStart w:id="62" w:name="thm-orthogonal-direct-sum"/>
+    <w:bookmarkEnd w:id="62"/>
+    <w:bookmarkStart w:id="63" w:name="thm-orthogonal-direct-sum"/>
     <w:p>
       <w:pPr>
         <w:pStyle w:val="FirstParagraph"/>
@@ -31524,7 +31627,7 @@
           <w:rPr>
             <w:rStyle w:val="Hyperlink"/>
           </w:rPr>
-          <w:t xml:space="preserve">Definition 2</w:t>
+          <w:t xml:space="preserve">Definition 3</w:t>
         </w:r>
       </w:hyperlink>
       <w:r>
@@ -31726,7 +31829,7 @@
         <w:t xml:space="preserve">).</w:t>
       </w:r>
     </w:p>
-    <w:bookmarkEnd w:id="62"/>
+    <w:bookmarkEnd w:id="63"/>
     <w:p>
       <w:pPr>
         <w:pStyle w:val="BodyText"/>
@@ -31790,7 +31893,7 @@
           <w:rPr>
             <w:rStyle w:val="Hyperlink"/>
           </w:rPr>
-          <w:t xml:space="preserve">Definition 8 in Subspaces and Rank</w:t>
+          <w:t xml:space="preserve">Definition 9 in Subspaces and Rank</w:t>
         </w:r>
       </w:hyperlink>
       <w:r>
@@ -32290,7 +32393,7 @@
           <w:rPr>
             <w:rStyle w:val="Hyperlink"/>
           </w:rPr>
-          <w:t xml:space="preserve">Definition 8 in Subspaces and Rank</w:t>
+          <w:t xml:space="preserve">Definition 9 in Subspaces and Rank</w:t>
         </w:r>
       </w:hyperlink>
       <w:r>
@@ -34196,7 +34299,7 @@
       <w:r>
         <w:t xml:space="preserve">is a subspace (</w:t>
       </w:r>
-      <w:hyperlink r:id="rId63">
+      <w:hyperlink r:id="rId64">
         <w:r>
           <w:rPr>
             <w:rStyle w:val="Hyperlink"/>
@@ -34281,7 +34384,7 @@
       <w:r>
         <w:t xml:space="preserve"> </w:t>
       </w:r>
-      <w:hyperlink r:id="rId64">
+      <w:hyperlink r:id="rId65">
         <w:r>
           <w:rPr>
             <w:rStyle w:val="Hyperlink"/>
@@ -34449,7 +34552,7 @@
         <w:t xml:space="preserve">(statement 1 implies statement 3).</w:t>
       </w:r>
     </w:p>
-    <w:bookmarkStart w:id="65" w:name="exm-orthogonal-direct-sum"/>
+    <w:bookmarkStart w:id="66" w:name="exm-orthogonal-direct-sum"/>
     <w:p>
       <w:pPr>
         <w:pStyle w:val="BodyText"/>
@@ -36495,8 +36598,8 @@
         </m:oMath>
       </m:oMathPara>
     </w:p>
-    <w:bookmarkEnd w:id="65"/>
-    <w:bookmarkStart w:id="66" w:name="thm-double-complement"/>
+    <w:bookmarkEnd w:id="66"/>
+    <w:bookmarkStart w:id="67" w:name="thm-double-complement"/>
     <w:p>
       <w:pPr>
         <w:pStyle w:val="FirstParagraph"/>
@@ -36631,7 +36734,7 @@
         </m:oMath>
       </m:oMathPara>
     </w:p>
-    <w:bookmarkEnd w:id="66"/>
+    <w:bookmarkEnd w:id="67"/>
     <w:p>
       <w:pPr>
         <w:pStyle w:val="FirstParagraph"/>
@@ -36808,7 +36911,7 @@
           <w:rPr>
             <w:rStyle w:val="Hyperlink"/>
           </w:rPr>
-          <w:t xml:space="preserve">Definition 4</w:t>
+          <w:t xml:space="preserve">Definition 5</w:t>
         </w:r>
       </w:hyperlink>
       <w:r>
@@ -36909,7 +37012,7 @@
       <w:r>
         <w:t xml:space="preserve">too (</w:t>
       </w:r>
-      <w:hyperlink r:id="rId67">
+      <w:hyperlink r:id="rId68">
         <w:r>
           <w:rPr>
             <w:rStyle w:val="Hyperlink"/>
@@ -37608,7 +37711,7 @@
       <w:r>
         <w:t xml:space="preserve">(</w:t>
       </w:r>
-      <w:hyperlink r:id="rId64">
+      <w:hyperlink r:id="rId65">
         <w:r>
           <w:rPr>
             <w:rStyle w:val="Hyperlink"/>
@@ -37620,7 +37723,7 @@
         <w:t xml:space="preserve">).</w:t>
       </w:r>
     </w:p>
-    <w:bookmarkStart w:id="69" w:name="exm-double-complement"/>
+    <w:bookmarkStart w:id="70" w:name="exm-double-complement"/>
     <w:p>
       <w:pPr>
         <w:pStyle w:val="BodyText"/>
@@ -38291,12 +38394,12 @@
       <w:r>
         <w:t xml:space="preserve">(</w:t>
       </w:r>
-      <w:hyperlink r:id="rId68">
+      <w:hyperlink r:id="rId69">
         <w:r>
           <w:rPr>
             <w:rStyle w:val="Hyperlink"/>
           </w:rPr>
-          <w:t xml:space="preserve">Definition 11 in Matrices</w:t>
+          <w:t xml:space="preserve">Definition 13 in Matrices</w:t>
         </w:r>
       </w:hyperlink>
       <w:r>
@@ -38621,8 +38724,8 @@
         </m:oMath>
       </m:oMathPara>
     </w:p>
-    <w:bookmarkEnd w:id="69"/>
-    <w:bookmarkStart w:id="70" w:name="exm-double-complement-fails"/>
+    <w:bookmarkEnd w:id="70"/>
+    <w:bookmarkStart w:id="71" w:name="exm-double-complement-fails"/>
     <w:p>
       <w:pPr>
         <w:pStyle w:val="FirstParagraph"/>
@@ -39018,9 +39121,9 @@
         <w:t xml:space="preserve">to be a subspace.</w:t>
       </w:r>
     </w:p>
-    <w:bookmarkEnd w:id="70"/>
     <w:bookmarkEnd w:id="71"/>
-    <w:bookmarkStart w:id="84" w:name="sec-fundamental-theorem"/>
+    <w:bookmarkEnd w:id="72"/>
+    <w:bookmarkStart w:id="85" w:name="sec-fundamental-theorem"/>
     <w:p>
       <w:pPr>
         <w:pStyle w:val="Heading2"/>
@@ -39029,7 +39132,7 @@
         <w:t xml:space="preserve">3 The fundamental theorem of linear algebra</w:t>
       </w:r>
     </w:p>
-    <w:bookmarkStart w:id="72" w:name="thm-fundamental-subspaces"/>
+    <w:bookmarkStart w:id="73" w:name="thm-fundamental-subspaces"/>
     <w:p>
       <w:pPr>
         <w:pStyle w:val="FirstParagraph"/>
@@ -39936,7 +40039,7 @@
         <w:t xml:space="preserve">.</w:t>
       </w:r>
     </w:p>
-    <w:bookmarkEnd w:id="72"/>
+    <w:bookmarkEnd w:id="73"/>
     <w:p>
       <w:pPr>
         <w:pStyle w:val="FirstParagraph"/>
@@ -40934,7 +41037,7 @@
       <w:r>
         <w:t xml:space="preserve"> </w:t>
       </w:r>
-      <w:hyperlink r:id="rId73">
+      <w:hyperlink r:id="rId74">
         <w:r>
           <w:rPr>
             <w:rStyle w:val="Hyperlink"/>
@@ -41060,7 +41163,7 @@
       <w:r>
         <w:t xml:space="preserve"> </w:t>
       </w:r>
-      <w:hyperlink r:id="rId73">
+      <w:hyperlink r:id="rId74">
         <w:r>
           <w:rPr>
             <w:rStyle w:val="Hyperlink"/>
@@ -41094,7 +41197,7 @@
       <w:r>
         <w:t xml:space="preserve"> </w:t>
       </w:r>
-      <w:hyperlink r:id="rId74">
+      <w:hyperlink r:id="rId75">
         <w:r>
           <w:rPr>
             <w:rStyle w:val="Hyperlink"/>
@@ -41218,7 +41321,7 @@
       <w:r>
         <w:t xml:space="preserve">(</w:t>
       </w:r>
-      <w:hyperlink r:id="rId75">
+      <w:hyperlink r:id="rId76">
         <w:r>
           <w:rPr>
             <w:rStyle w:val="Hyperlink"/>
@@ -41392,7 +41495,7 @@
         <w:t xml:space="preserve">in the same way.</w:t>
       </w:r>
     </w:p>
-    <w:bookmarkStart w:id="78" w:name="exm-fundamental-subspaces"/>
+    <w:bookmarkStart w:id="79" w:name="exm-fundamental-subspaces"/>
     <w:p>
       <w:pPr>
         <w:pStyle w:val="BodyText"/>
@@ -41411,7 +41514,7 @@
         </w:rPr>
         <w:t xml:space="preserve"> </w:t>
       </w:r>
-      <w:hyperlink r:id="rId59">
+      <w:hyperlink r:id="rId60">
         <w:r>
           <w:rPr>
             <w:rStyle w:val="Hyperlink"/>
@@ -41454,7 +41557,7 @@
       <w:r>
         <w:t xml:space="preserve"> </w:t>
       </w:r>
-      <w:hyperlink r:id="rId59">
+      <w:hyperlink r:id="rId60">
         <w:r>
           <w:rPr>
             <w:rStyle w:val="Hyperlink"/>
@@ -41531,7 +41634,7 @@
       <w:r>
         <w:t xml:space="preserve">(</w:t>
       </w:r>
-      <w:hyperlink r:id="rId76">
+      <w:hyperlink r:id="rId77">
         <w:r>
           <w:rPr>
             <w:rStyle w:val="Hyperlink"/>
@@ -41916,7 +42019,7 @@
       <w:r>
         <w:t xml:space="preserve">(</w:t>
       </w:r>
-      <w:hyperlink r:id="rId77">
+      <w:hyperlink r:id="rId78">
         <w:r>
           <w:rPr>
             <w:rStyle w:val="Hyperlink"/>
@@ -43830,7 +43933,7 @@
                   <m:nor/>
                   <m:sty m:val="p"/>
                 </m:rPr>
-                <m:t>Definition 7 in Vectors</m:t>
+                <m:t>Definition 8 in Vectors</m:t>
               </m:r>
               <m:r>
                 <m:rPr>
@@ -44297,9 +44400,9 @@
         <w:t xml:space="preserve">.</w:t>
       </w:r>
     </w:p>
-    <w:bookmarkEnd w:id="78"/>
-    <w:bookmarkStart w:id="83" w:name="refs"/>
-    <w:bookmarkStart w:id="80" w:name="ref-banerjee2014linear"/>
+    <w:bookmarkEnd w:id="79"/>
+    <w:bookmarkStart w:id="84" w:name="refs"/>
+    <w:bookmarkStart w:id="81" w:name="ref-banerjee2014linear"/>
     <w:p>
       <w:pPr>
         <w:pStyle w:val="Bibliography"/>
@@ -44323,7 +44426,7 @@
       <w:r>
         <w:t xml:space="preserve"> </w:t>
       </w:r>
-      <w:hyperlink r:id="rId79">
+      <w:hyperlink r:id="rId80">
         <w:r>
           <w:rPr>
             <w:rStyle w:val="Hyperlink"/>
@@ -44335,8 +44438,8 @@
         <w:t xml:space="preserve">.</w:t>
       </w:r>
     </w:p>
-    <w:bookmarkEnd w:id="80"/>
-    <w:bookmarkStart w:id="82" w:name="ref-zhou2024orthproj"/>
+    <w:bookmarkEnd w:id="81"/>
+    <w:bookmarkStart w:id="83" w:name="ref-zhou2024orthproj"/>
     <w:p>
       <w:pPr>
         <w:pStyle w:val="Bibliography"/>
@@ -44360,7 +44463,7 @@
       <w:r>
         <w:t xml:space="preserve"> </w:t>
       </w:r>
-      <w:hyperlink r:id="rId81">
+      <w:hyperlink r:id="rId82">
         <w:r>
           <w:rPr>
             <w:rStyle w:val="Hyperlink"/>
@@ -44372,9 +44475,9 @@
         <w:t xml:space="preserve">.</w:t>
       </w:r>
     </w:p>
-    <w:bookmarkEnd w:id="82"/>
     <w:bookmarkEnd w:id="83"/>
     <w:bookmarkEnd w:id="84"/>
+    <w:bookmarkEnd w:id="85"/>
     <w:sectPr>
       <w:footnotePr>
         <w:numRestart w:val="eachSect"/>
